--- a/data/news/03.docx
+++ b/data/news/03.docx
@@ -23,7 +23,7 @@
           <w:szCs w:val="28"/>
         </w:rPr>
         <w:drawing>
-          <wp:anchor distT="0" distB="0" distL="114300" distR="114300" simplePos="0" relativeHeight="251659264" behindDoc="0" locked="0" layoutInCell="1" allowOverlap="1" wp14:anchorId="7827E1F6" wp14:editId="004DF218">
+          <wp:anchor distT="0" distB="0" distL="114300" distR="114300" simplePos="0" relativeHeight="251659264" behindDoc="0" locked="0" layoutInCell="1" allowOverlap="1" wp14:anchorId="7827E1F6" wp14:editId="20F0C4E2">
             <wp:simplePos x="0" y="0"/>
             <wp:positionH relativeFrom="margin">
               <wp:align>left</wp:align>
@@ -168,6 +168,28 @@
           <w:szCs w:val="28"/>
         </w:rPr>
         <w:t>Chịu thôi</w:t>
+      </w:r>
+    </w:p>
+    <w:p>
+      <w:pPr>
+        <w:spacing w:after="120" w:line="240" w:lineRule="auto"/>
+        <w:rPr>
+          <w:rFonts w:ascii="Times New Roman" w:hAnsi="Times New Roman" w:cs="Times New Roman"/>
+          <w:b/>
+          <w:bCs/>
+          <w:sz w:val="28"/>
+          <w:szCs w:val="28"/>
+        </w:rPr>
+      </w:pPr>
+      <w:r>
+        <w:rPr>
+          <w:rFonts w:ascii="Times New Roman" w:hAnsi="Times New Roman" w:cs="Times New Roman"/>
+          <w:b/>
+          <w:bCs/>
+          <w:sz w:val="28"/>
+          <w:szCs w:val="28"/>
+        </w:rPr>
+        <w:t>#Ngay: 01/03/2026</w:t>
       </w:r>
     </w:p>
     <w:p>
@@ -1209,7 +1231,6 @@
   <w:style w:type="character" w:default="1" w:styleId="DefaultParagraphFont">
     <w:name w:val="Default Paragraph Font"/>
     <w:uiPriority w:val="1"/>
-    <w:semiHidden/>
     <w:unhideWhenUsed/>
   </w:style>
   <w:style w:type="table" w:default="1" w:styleId="TableNormal">
